--- a/Labs/Lab4/report.docx
+++ b/Labs/Lab4/report.docx
@@ -18,7 +18,7 @@
           <w:rFonts w:hint="default"/>
           <w:lang w:val="en-US"/>
         </w:rPr>
-        <w:t>3</w:t>
+        <w:t>4</w:t>
       </w:r>
     </w:p>
     <w:p>
@@ -34,35 +34,7 @@
           <w:rFonts w:hint="default"/>
           <w:lang w:val="ru-RU"/>
         </w:rPr>
-        <w:t xml:space="preserve"> Измерение</w:t>
-      </w:r>
-      <w:r>
-        <w:rPr>
-          <w:rFonts w:hint="default"/>
-          <w:lang w:val="en-US"/>
-        </w:rPr>
-        <w:t xml:space="preserve"> </w:t>
-      </w:r>
-      <w:r>
-        <w:rPr>
-          <w:rFonts w:hint="default"/>
-          <w:lang w:val="ru-RU"/>
-        </w:rPr>
-        <w:t>и тестирование пропускной способности сети.</w:t>
-      </w:r>
-      <w:r>
-        <w:rPr>
-          <w:rFonts w:hint="default"/>
-          <w:lang w:val="en-US"/>
-        </w:rPr>
-        <w:t xml:space="preserve"> </w:t>
-      </w:r>
-      <w:r>
-        <w:rPr>
-          <w:rFonts w:hint="default"/>
-          <w:lang w:val="ru-RU"/>
-        </w:rPr>
-        <w:t>Воспроизводимый эксперимент</w:t>
+        <w:t xml:space="preserve">  Эмуляция и измерение задержек в глобальных сетях</w:t>
       </w:r>
     </w:p>
     <w:p>
@@ -145,7 +117,7 @@
           <w:rFonts w:hint="default"/>
           <w:lang w:val="ru-RU"/>
         </w:rPr>
-        <w:t>Основной целью работы является знакомство с инструментом для измерения пропускной способности сети в режиме реального времени — iPerf3, а также получение навыков проведения воспроизводимого эксперимента по измерению пропускной способности моделируемой сети в среде Mininet.</w:t>
+        <w:t>Основной целью работы является знакомство с NETEM — инструментом для тестирования производительности приложений в виртуальной сети, а также получение навыков проведения интерактивного и воспроизводимого экспериментов по измерению задержки и её дрожания (jitter) в моделируемой сети в среде Mininet.</w:t>
       </w:r>
     </w:p>
     <w:p>
@@ -220,19 +192,23 @@
           <w:rFonts w:hint="default"/>
           <w:lang w:val="ru-RU"/>
         </w:rPr>
-        <w:t>с хостовой. Используем скрипт для создания простейшей топологии.</w:t>
-      </w:r>
-    </w:p>
-    <w:p>
-      <w:pPr>
-        <w:pStyle w:val="3"/>
+        <w:t>с хостовой. Создаём базовую топологию.</w:t>
+      </w:r>
+    </w:p>
+    <w:p>
+      <w:pPr>
+        <w:pStyle w:val="3"/>
+        <w:rPr>
+          <w:rFonts w:hint="default"/>
+          <w:lang w:val="ru-RU"/>
+        </w:rPr>
       </w:pPr>
       <w:r>
         <w:drawing>
           <wp:inline distT="0" distB="0" distL="114300" distR="114300">
-            <wp:extent cx="5269230" cy="3779520"/>
-            <wp:effectExtent l="0" t="0" r="7620" b="11430"/>
-            <wp:docPr id="10" name="Изображение 1"/>
+            <wp:extent cx="5269865" cy="3515360"/>
+            <wp:effectExtent l="0" t="0" r="6985" b="8890"/>
+            <wp:docPr id="2" name="Изображение 2"/>
             <wp:cNvGraphicFramePr>
               <a:graphicFrameLocks xmlns:a="http://schemas.openxmlformats.org/drawingml/2006/main" noChangeAspect="1"/>
             </wp:cNvGraphicFramePr>
@@ -240,7 +216,7 @@
               <a:graphicData uri="http://schemas.openxmlformats.org/drawingml/2006/picture">
                 <pic:pic xmlns:pic="http://schemas.openxmlformats.org/drawingml/2006/picture">
                   <pic:nvPicPr>
-                    <pic:cNvPr id="10" name="Изображение 1"/>
+                    <pic:cNvPr id="2" name="Изображение 2"/>
                     <pic:cNvPicPr>
                       <a:picLocks noChangeAspect="1"/>
                     </pic:cNvPicPr>
@@ -254,7 +230,7 @@
                   <pic:spPr>
                     <a:xfrm>
                       <a:off x="0" y="0"/>
-                      <a:ext cx="5269230" cy="3779520"/>
+                      <a:ext cx="5269865" cy="3515360"/>
                     </a:xfrm>
                     <a:prstGeom prst="rect">
                       <a:avLst/>
@@ -274,47 +250,40 @@
     <w:p>
       <w:pPr>
         <w:pStyle w:val="3"/>
-        <w:rPr>
-          <w:rFonts w:hint="default"/>
-          <w:lang w:val="ru-RU"/>
-        </w:rPr>
-      </w:pPr>
-      <w:r>
-        <w:rPr>
-          <w:rFonts w:hint="default"/>
-          <w:lang w:val="ru-RU"/>
-        </w:rPr>
-        <w:t>Вносим в скрипт изменение, позволяющее вывести на экран информацию о хосте h1, а именно имя хоста, его IP-адрес, MAC-адрес.</w:t>
-      </w:r>
-    </w:p>
-    <w:p>
-      <w:pPr>
-        <w:pStyle w:val="3"/>
-        <w:rPr>
-          <w:rFonts w:hint="default"/>
-          <w:lang w:val="ru-RU"/>
-        </w:rPr>
-      </w:pPr>
-      <w:r>
-        <w:rPr>
-          <w:rFonts w:hint="default"/>
-          <w:lang w:val="ru-RU"/>
-        </w:rPr>
-        <w:t xml:space="preserve">Изменяем функцию задания параметров виртуального хоста h1, указав, что ему будет выделено 50% от общих ресурсов процессора системы, а для </w:t>
-      </w:r>
-      <w:r>
-        <w:rPr>
-          <w:rFonts w:hint="default"/>
-          <w:lang w:val="en-US"/>
-        </w:rPr>
-        <w:t>h2 - 45%</w:t>
-      </w:r>
-      <w:r>
-        <w:rPr>
-          <w:rFonts w:hint="default"/>
-          <w:lang w:val="ru-RU"/>
-        </w:rPr>
-        <w:t>.</w:t>
+      </w:pPr>
+    </w:p>
+    <w:p>
+      <w:pPr>
+        <w:pStyle w:val="3"/>
+        <w:rPr>
+          <w:rFonts w:hint="default"/>
+        </w:rPr>
+      </w:pPr>
+      <w:r>
+        <w:rPr>
+          <w:rFonts w:hint="default"/>
+          <w:lang w:val="ru-RU"/>
+        </w:rPr>
+        <w:t xml:space="preserve">Проводим </w:t>
+      </w:r>
+      <w:r>
+        <w:rPr>
+          <w:rFonts w:hint="default"/>
+        </w:rPr>
+        <w:t>интерактивные эксперименты по добавлению/изменению задержки, джиттера, значения корреляции для джиттера и задержки, распределения</w:t>
+      </w:r>
+      <w:r>
+        <w:rPr>
+          <w:rFonts w:hint="default"/>
+          <w:lang w:val="ru-RU"/>
+        </w:rPr>
+        <w:t xml:space="preserve"> </w:t>
+      </w:r>
+      <w:r>
+        <w:rPr>
+          <w:rFonts w:hint="default"/>
+        </w:rPr>
+        <w:t>времени задержки в эмулируемой глобальной сети.</w:t>
       </w:r>
     </w:p>
     <w:p>
@@ -324,9 +293,9 @@
       <w:r>
         <w:drawing>
           <wp:inline distT="0" distB="0" distL="114300" distR="114300">
-            <wp:extent cx="5271135" cy="3632200"/>
-            <wp:effectExtent l="0" t="0" r="5715" b="6350"/>
-            <wp:docPr id="11" name="Изображение 2"/>
+            <wp:extent cx="5270500" cy="3683000"/>
+            <wp:effectExtent l="0" t="0" r="6350" b="12700"/>
+            <wp:docPr id="1" name="Изображение 1"/>
             <wp:cNvGraphicFramePr>
               <a:graphicFrameLocks xmlns:a="http://schemas.openxmlformats.org/drawingml/2006/main" noChangeAspect="1"/>
             </wp:cNvGraphicFramePr>
@@ -334,7 +303,7 @@
               <a:graphicData uri="http://schemas.openxmlformats.org/drawingml/2006/picture">
                 <pic:pic xmlns:pic="http://schemas.openxmlformats.org/drawingml/2006/picture">
                   <pic:nvPicPr>
-                    <pic:cNvPr id="11" name="Изображение 2"/>
+                    <pic:cNvPr id="1" name="Изображение 1"/>
                     <pic:cNvPicPr>
                       <a:picLocks noChangeAspect="1"/>
                     </pic:cNvPicPr>
@@ -348,7 +317,7 @@
                   <pic:spPr>
                     <a:xfrm>
                       <a:off x="0" y="0"/>
-                      <a:ext cx="5271135" cy="3632200"/>
+                      <a:ext cx="5270500" cy="3683000"/>
                     </a:xfrm>
                     <a:prstGeom prst="rect">
                       <a:avLst/>
@@ -368,40 +337,13 @@
     <w:p>
       <w:pPr>
         <w:pStyle w:val="3"/>
-        <w:rPr>
-          <w:rFonts w:hint="default"/>
-          <w:lang w:val="en-US"/>
-        </w:rPr>
-      </w:pPr>
-      <w:r>
-        <w:rPr>
-          <w:rFonts w:hint="default"/>
-          <w:lang w:val="ru-RU"/>
-        </w:rPr>
-        <w:t>Изменяем функцию параметров соединения между хостом и коммутатором</w:t>
-      </w:r>
-      <w:r>
-        <w:rPr>
-          <w:rFonts w:hint="default"/>
-          <w:lang w:val="en-US"/>
-        </w:rPr>
-        <w:t>.</w:t>
-      </w:r>
-    </w:p>
-    <w:p>
-      <w:pPr>
-        <w:pStyle w:val="3"/>
-        <w:rPr>
-          <w:rFonts w:hint="default"/>
-          <w:lang w:val="ru-RU"/>
-        </w:rPr>
       </w:pPr>
       <w:r>
         <w:drawing>
           <wp:inline distT="0" distB="0" distL="114300" distR="114300">
-            <wp:extent cx="5267325" cy="3811905"/>
-            <wp:effectExtent l="0" t="0" r="9525" b="17145"/>
-            <wp:docPr id="12" name="Изображение 3"/>
+            <wp:extent cx="5268595" cy="3449320"/>
+            <wp:effectExtent l="0" t="0" r="8255" b="17780"/>
+            <wp:docPr id="3" name="Изображение 3"/>
             <wp:cNvGraphicFramePr>
               <a:graphicFrameLocks xmlns:a="http://schemas.openxmlformats.org/drawingml/2006/main" noChangeAspect="1"/>
             </wp:cNvGraphicFramePr>
@@ -409,7 +351,7 @@
               <a:graphicData uri="http://schemas.openxmlformats.org/drawingml/2006/picture">
                 <pic:pic xmlns:pic="http://schemas.openxmlformats.org/drawingml/2006/picture">
                   <pic:nvPicPr>
-                    <pic:cNvPr id="12" name="Изображение 3"/>
+                    <pic:cNvPr id="3" name="Изображение 3"/>
                     <pic:cNvPicPr>
                       <a:picLocks noChangeAspect="1"/>
                     </pic:cNvPicPr>
@@ -423,7 +365,7 @@
                   <pic:spPr>
                     <a:xfrm>
                       <a:off x="0" y="0"/>
-                      <a:ext cx="5267325" cy="3811905"/>
+                      <a:ext cx="5268595" cy="3449320"/>
                     </a:xfrm>
                     <a:prstGeom prst="rect">
                       <a:avLst/>
@@ -453,23 +395,19 @@
           <w:rFonts w:hint="default"/>
           <w:lang w:val="ru-RU"/>
         </w:rPr>
-        <w:t>По эксперименту строим график.</w:t>
-      </w:r>
-    </w:p>
-    <w:p>
-      <w:pPr>
-        <w:pStyle w:val="3"/>
-        <w:rPr>
-          <w:rFonts w:hint="default"/>
-          <w:lang w:val="ru-RU"/>
-        </w:rPr>
+        <w:t>Подготавливаемся к эксперименту (качаем ПО)</w:t>
+      </w:r>
+    </w:p>
+    <w:p>
+      <w:pPr>
+        <w:pStyle w:val="3"/>
       </w:pPr>
       <w:r>
         <w:drawing>
           <wp:inline distT="0" distB="0" distL="114300" distR="114300">
-            <wp:extent cx="5271770" cy="3704590"/>
-            <wp:effectExtent l="0" t="0" r="5080" b="10160"/>
-            <wp:docPr id="13" name="Изображение 4"/>
+            <wp:extent cx="5267325" cy="3747135"/>
+            <wp:effectExtent l="0" t="0" r="9525" b="5715"/>
+            <wp:docPr id="4" name="Изображение 4"/>
             <wp:cNvGraphicFramePr>
               <a:graphicFrameLocks xmlns:a="http://schemas.openxmlformats.org/drawingml/2006/main" noChangeAspect="1"/>
             </wp:cNvGraphicFramePr>
@@ -477,7 +415,7 @@
               <a:graphicData uri="http://schemas.openxmlformats.org/drawingml/2006/picture">
                 <pic:pic xmlns:pic="http://schemas.openxmlformats.org/drawingml/2006/picture">
                   <pic:nvPicPr>
-                    <pic:cNvPr id="13" name="Изображение 4"/>
+                    <pic:cNvPr id="4" name="Изображение 4"/>
                     <pic:cNvPicPr>
                       <a:picLocks noChangeAspect="1"/>
                     </pic:cNvPicPr>
@@ -491,7 +429,7 @@
                   <pic:spPr>
                     <a:xfrm>
                       <a:off x="0" y="0"/>
-                      <a:ext cx="5271770" cy="3704590"/>
+                      <a:ext cx="5267325" cy="3747135"/>
                     </a:xfrm>
                     <a:prstGeom prst="rect">
                       <a:avLst/>
@@ -507,72 +445,187 @@
           </wp:inline>
         </w:drawing>
       </w:r>
+    </w:p>
+    <w:p>
+      <w:pPr>
+        <w:pStyle w:val="3"/>
+        <w:rPr>
+          <w:rFonts w:hint="default"/>
+          <w:lang w:val="ru-RU"/>
+        </w:rPr>
+      </w:pPr>
+      <w:r>
+        <w:rPr>
+          <w:lang w:val="ru-RU"/>
+        </w:rPr>
+        <w:t>Создаём</w:t>
+      </w:r>
+      <w:r>
+        <w:rPr>
+          <w:rFonts w:hint="default"/>
+          <w:lang w:val="ru-RU"/>
+        </w:rPr>
+        <w:t xml:space="preserve"> скрипт для эксперимента</w:t>
+      </w:r>
+    </w:p>
+    <w:p>
+      <w:pPr>
+        <w:pStyle w:val="3"/>
+      </w:pPr>
+      <w:r>
+        <w:drawing>
+          <wp:inline distT="0" distB="0" distL="114300" distR="114300">
+            <wp:extent cx="5270500" cy="3413760"/>
+            <wp:effectExtent l="0" t="0" r="6350" b="15240"/>
+            <wp:docPr id="5" name="Изображение 5"/>
+            <wp:cNvGraphicFramePr>
+              <a:graphicFrameLocks xmlns:a="http://schemas.openxmlformats.org/drawingml/2006/main" noChangeAspect="1"/>
+            </wp:cNvGraphicFramePr>
+            <a:graphic xmlns:a="http://schemas.openxmlformats.org/drawingml/2006/main">
+              <a:graphicData uri="http://schemas.openxmlformats.org/drawingml/2006/picture">
+                <pic:pic xmlns:pic="http://schemas.openxmlformats.org/drawingml/2006/picture">
+                  <pic:nvPicPr>
+                    <pic:cNvPr id="5" name="Изображение 5"/>
+                    <pic:cNvPicPr>
+                      <a:picLocks noChangeAspect="1"/>
+                    </pic:cNvPicPr>
+                  </pic:nvPicPr>
+                  <pic:blipFill>
+                    <a:blip r:embed="rId9"/>
+                    <a:stretch>
+                      <a:fillRect/>
+                    </a:stretch>
+                  </pic:blipFill>
+                  <pic:spPr>
+                    <a:xfrm>
+                      <a:off x="0" y="0"/>
+                      <a:ext cx="5270500" cy="3413760"/>
+                    </a:xfrm>
+                    <a:prstGeom prst="rect">
+                      <a:avLst/>
+                    </a:prstGeom>
+                    <a:noFill/>
+                    <a:ln>
+                      <a:noFill/>
+                    </a:ln>
+                  </pic:spPr>
+                </pic:pic>
+              </a:graphicData>
+            </a:graphic>
+          </wp:inline>
+        </w:drawing>
+      </w:r>
+    </w:p>
+    <w:p>
+      <w:pPr>
+        <w:pStyle w:val="3"/>
+        <w:rPr>
+          <w:rFonts w:hint="default"/>
+          <w:lang w:val="en-US"/>
+        </w:rPr>
+      </w:pPr>
+      <w:r>
+        <w:rPr>
+          <w:lang w:val="ru-RU"/>
+        </w:rPr>
+        <w:t>Создаём</w:t>
+      </w:r>
+      <w:r>
+        <w:rPr>
+          <w:rFonts w:hint="default"/>
+          <w:lang w:val="ru-RU"/>
+        </w:rPr>
+        <w:t xml:space="preserve"> </w:t>
+      </w:r>
+      <w:r>
+        <w:rPr>
+          <w:rFonts w:hint="default"/>
+          <w:lang w:val="en-US"/>
+        </w:rPr>
+        <w:t>Makefile</w:t>
+      </w:r>
+    </w:p>
+    <w:p>
+      <w:pPr>
+        <w:pStyle w:val="3"/>
+        <w:rPr>
+          <w:rFonts w:hint="default"/>
+          <w:lang w:val="ru-RU"/>
+        </w:rPr>
+      </w:pPr>
+    </w:p>
+    <w:p>
+      <w:pPr>
+        <w:pStyle w:val="3"/>
+      </w:pPr>
+    </w:p>
+    <w:p>
+      <w:pPr>
+        <w:pStyle w:val="3"/>
+        <w:rPr>
+          <w:rFonts w:hint="default"/>
+          <w:lang w:val="en-US"/>
+        </w:rPr>
+      </w:pPr>
+    </w:p>
+    <w:p>
+      <w:pPr>
+        <w:pStyle w:val="3"/>
+        <w:rPr>
+          <w:rFonts w:hint="default"/>
+          <w:lang w:val="en-US"/>
+        </w:rPr>
+      </w:pPr>
+    </w:p>
+    <w:p>
+      <w:pPr>
+        <w:pStyle w:val="2"/>
+        <w:rPr>
+          <w:rFonts w:hint="default"/>
+          <w:lang w:val="ru-RU"/>
+        </w:rPr>
+      </w:pPr>
+      <w:r>
+        <w:rPr>
+          <w:rFonts w:hint="default"/>
+          <w:lang w:val="ru-RU"/>
+        </w:rPr>
+        <w:t>3</w:t>
+      </w:r>
+      <w:r>
+        <w:tab/>
+      </w:r>
+      <w:r>
+        <w:rPr>
+          <w:rFonts w:hint="default"/>
+          <w:lang w:val="ru-RU"/>
+        </w:rPr>
+        <w:t>Вывод</w:t>
+      </w:r>
+    </w:p>
+    <w:p>
+      <w:pPr>
+        <w:rPr>
+          <w:rFonts w:hint="default"/>
+          <w:lang w:val="en-US"/>
+        </w:rPr>
+      </w:pPr>
+      <w:r>
+        <w:rPr>
+          <w:rFonts w:hint="default"/>
+          <w:lang w:val="ru-RU"/>
+        </w:rPr>
+        <w:t xml:space="preserve">Мы изучили </w:t>
+      </w:r>
+      <w:r>
+        <w:rPr>
+          <w:rFonts w:hint="default"/>
+          <w:lang w:val="en-US"/>
+        </w:rPr>
+        <w:t>NETEM.</w:t>
+      </w:r>
       <w:bookmarkStart w:id="0" w:name="_GoBack"/>
       <w:bookmarkEnd w:id="0"/>
-    </w:p>
-    <w:p>
-      <w:pPr>
-        <w:pStyle w:val="3"/>
-      </w:pPr>
-    </w:p>
-    <w:p>
-      <w:pPr>
-        <w:pStyle w:val="3"/>
-        <w:rPr>
-          <w:rFonts w:hint="default"/>
-          <w:lang w:val="en-US"/>
-        </w:rPr>
-      </w:pPr>
-    </w:p>
-    <w:p>
-      <w:pPr>
-        <w:pStyle w:val="3"/>
-        <w:rPr>
-          <w:rFonts w:hint="default"/>
-          <w:lang w:val="en-US"/>
-        </w:rPr>
-      </w:pPr>
-    </w:p>
-    <w:p>
-      <w:pPr>
-        <w:pStyle w:val="2"/>
-        <w:rPr>
-          <w:rFonts w:hint="default"/>
-          <w:lang w:val="ru-RU"/>
-        </w:rPr>
-      </w:pPr>
-      <w:r>
-        <w:rPr>
-          <w:rFonts w:hint="default"/>
-          <w:lang w:val="ru-RU"/>
-        </w:rPr>
-        <w:t>3</w:t>
-      </w:r>
-      <w:r>
-        <w:tab/>
-      </w:r>
-      <w:r>
-        <w:rPr>
-          <w:rFonts w:hint="default"/>
-          <w:lang w:val="ru-RU"/>
-        </w:rPr>
-        <w:t>Вывод</w:t>
-      </w:r>
-    </w:p>
-    <w:p>
-      <w:pPr>
-        <w:rPr>
-          <w:rFonts w:hint="default"/>
-          <w:lang w:val="en-US"/>
-        </w:rPr>
-      </w:pPr>
-      <w:r>
-        <w:rPr>
-          <w:rFonts w:hint="default"/>
-          <w:lang w:val="ru-RU"/>
-        </w:rPr>
-        <w:t>Мы изучили способ проведения воспроизводимого эксперимента по измерению пропускной способности моделируемой сети в среде Mininet.</w:t>
-      </w:r>
     </w:p>
     <w:sectPr>
       <w:pgSz w:w="11906" w:h="16838"/>
